--- a/docs/SC_Uzivatelska_Prirucka_CZ.docx
+++ b/docs/SC_Uzivatelska_Prirucka_CZ.docx
@@ -903,7 +903,7 @@
           <w:sz w:val="22"/>
           <w:szCs w:val="22"/>
         </w:rPr>
-        <w:t xml:space="preserve">Výchozí přihlašovací údaje (změňte bezprostředně po prvním přihlášení!):</w:t>
+        <w:t>Aplikace nemá sdílený výchozí admin účet. První administrátor se vytváří v instalačním průvodci.</w:t>
       </w:r>
     </w:p>
     <w:p>
@@ -1104,7 +1104,7 @@
           <w:sz w:val="22"/>
           <w:szCs w:val="22"/>
         </w:rPr>
-        <w:t xml:space="preserve">Klikněte na jméno uživatele v pravém horním rohu navigace</w:t>
+        <w:t>Otevřete User Info ve spodní levé uživatelské části</w:t>
       </w:r>
     </w:p>
     <w:p>
@@ -6001,6 +6001,39 @@
         </w:tc>
       </w:tr>
     </w:tbl>
+    <w:p>
+      <w:r>
+        <w:br w:type="page"/>
+      </w:r>
+    </w:p>
+    <w:p>
+      <w:r>
+        <w:rPr>
+          <w:b/>
+        </w:rPr>
+        <w:t>Aktuální změny pro uživatele (2026-04-28)</w:t>
+      </w:r>
+    </w:p>
+    <w:p>
+      <w:r>
+        <w:t>• Položka Nápověda ve spodní levé navigaci otevírá kompletní web /help.</w:t>
+      </w:r>
+    </w:p>
+    <w:p>
+      <w:r>
+        <w:t>• User view, jazyk a persona se spravují společně na /user-info.</w:t>
+      </w:r>
+    </w:p>
+    <w:p>
+      <w:r>
+        <w:t>• Operations pomáhá hledat rizikové služby, přetížené vlastníky, mezery ve smlouvách, duplicitní/překryvné pokrytí a doporučené governance akce.</w:t>
+      </w:r>
+    </w:p>
+    <w:p>
+      <w:r>
+        <w:t>• C3 coverage odkazy vedou na obecné C3/capability stránky; legacy FMN Air C2 web není součástí produkční navigace.</w:t>
+      </w:r>
+    </w:p>
     <w:sectPr>
       <w:headerReference w:type="default" r:id="rId7"/>
       <w:footerReference w:type="default" r:id="rId8"/>
